--- a/gestion_escolar/templates/tramites/Plantillas/Word/SOLICITUDASIGNACION36.docx
+++ b/gestion_escolar/templates/tramites/Plantillas/Word/SOLICITUDASIGNACION36.docx
@@ -47,28 +47,18 @@
         <w:t>F_OfPres</w:t>
       </w:r>
       <w:proofErr w:type="spellEnd"/>
-      <w:proofErr w:type="gramStart"/>
-      <w:r>
-        <w:rPr>
-          <w:rFonts w:ascii="Verdana" w:hAnsi="Verdana" w:cstheme="minorHAnsi"/>
-          <w:b/>
-          <w:bCs/>
-          <w:sz w:val="20"/>
-          <w:szCs w:val="20"/>
-        </w:rPr>
-        <w:t>}}/</w:t>
-      </w:r>
-      <w:proofErr w:type="gramEnd"/>
-      <w:r>
-        <w:rPr>
-          <w:rFonts w:ascii="Verdana" w:hAnsi="Verdana" w:cstheme="minorHAnsi"/>
-          <w:b/>
-          <w:bCs/>
-          <w:sz w:val="20"/>
-          <w:szCs w:val="20"/>
-        </w:rPr>
-        <w:t>2025</w:t>
-      </w:r>
+      <w:r>
+        <w:rPr>
+          <w:rFonts w:ascii="Verdana" w:hAnsi="Verdana" w:cstheme="minorHAnsi"/>
+          <w:b/>
+          <w:bCs/>
+          <w:sz w:val="20"/>
+          <w:szCs w:val="20"/>
+        </w:rPr>
+        <w:t>}}/2026</w:t>
+      </w:r>
+      <w:bookmarkStart w:id="0" w:name="_GoBack"/>
+      <w:bookmarkEnd w:id="0"/>
     </w:p>
     <w:p>
       <w:pPr>
@@ -1000,8 +990,6 @@
                 <w:szCs w:val="20"/>
               </w:rPr>
             </w:pPr>
-            <w:bookmarkStart w:id="0" w:name="_GoBack"/>
-            <w:bookmarkEnd w:id="0"/>
           </w:p>
         </w:tc>
         <w:tc>
